--- a/testakten/gesellschaftsrecht-legal-english-frankfurt-startup/24-agio-und-kapitalruecklage-streitfrage.docx
+++ b/testakten/gesellschaftsrecht-legal-english-frankfurt-startup/24-agio-und-kapitalruecklage-streitfrage.docx
@@ -5,23 +5,44 @@
     <w:p>
       <w:pPr>
         <w:pStyle w:val="Heading1"/>
+        <w:spacing w:after="160" w:line="259" w:lineRule="auto"/>
       </w:pPr>
       <w:r>
+        <w:rPr>
+          <w:rFonts w:ascii="Times New Roman" w:hAnsi="Times New Roman"/>
+          <w:b/>
+          <w:sz w:val="28"/>
+        </w:rPr>
         <w:t>24 Agio und Kapitalrücklage — Streitfrage Satzungsverankerung bei Kapitalerhöhung</w:t>
       </w:r>
     </w:p>
-    <w:p/>
     <w:p>
       <w:pPr>
+        <w:spacing w:line="259" w:lineRule="auto" w:after="60"/>
+      </w:pPr>
+    </w:p>
+    <w:p>
+      <w:pPr>
         <w:pStyle w:val="Heading2"/>
+        <w:spacing w:before="120" w:after="60" w:line="259" w:lineRule="auto"/>
       </w:pPr>
       <w:r>
+        <w:rPr>
+          <w:rFonts w:ascii="Times New Roman" w:hAnsi="Times New Roman"/>
+          <w:b/>
+          <w:sz w:val="22"/>
+        </w:rPr>
         <w:t>Kontext im Deal</w:t>
       </w:r>
     </w:p>
-    <w:p/>
     <w:p>
       <w:pPr>
+        <w:spacing w:line="259" w:lineRule="auto" w:after="60"/>
+      </w:pPr>
+    </w:p>
+    <w:p>
+      <w:pPr>
+        <w:spacing w:line="259" w:lineRule="auto" w:after="60"/>
         <w:jc w:val="both"/>
       </w:pPr>
       <w:r>
@@ -32,9 +53,14 @@
         <w:t>Bei der Series-A-Runde von Kometenfalter Systems GmbH zahlt Northbridge Growth III SCS für 16.679 neue Geschäftsanteile zu einem Ausgabebetrag von ca. 287,77 EUR pro Anteil. Der Nennbetrag pro Geschäftsanteil ist 1,00 EUR. Die Differenz von 286,77 EUR pro Anteil ist das Agio (Aufgeld). Bei 18.069 Series-A-Anteilen sind das in Summe rund 5,182 Mio. EUR Agio — fast die gesamte Investitionssumme. Das Stammkapital steigt nur um 18.069 EUR von 30.000 auf 48.069 EUR.</w:t>
       </w:r>
     </w:p>
-    <w:p/>
     <w:p>
       <w:pPr>
+        <w:spacing w:line="259" w:lineRule="auto" w:after="60"/>
+      </w:pPr>
+    </w:p>
+    <w:p>
+      <w:pPr>
+        <w:spacing w:line="259" w:lineRule="auto" w:after="60"/>
         <w:jc w:val="both"/>
       </w:pPr>
       <w:r>
@@ -45,20 +71,38 @@
         <w:t>Diese Konstellation ist nicht etwa eine Besonderheit dieses Deals, sondern das absolute Standardmuster bei VC-finanzierten GmbHs. Damit ist die Frage, wie das Agio rechtlich korrekt zu konstruieren ist und ob es zwingend in den aktualisierten Satzungstext muss, eine der praktisch wichtigsten Fragen der Transaktion. Adelheid von Westarp hat dem Associate Hildemar K. eine ausführliche Notiz dazu verfasst.</w:t>
       </w:r>
     </w:p>
-    <w:p/>
-    <w:p/>
-    <w:p/>
     <w:p>
       <w:pPr>
+        <w:spacing w:line="259" w:lineRule="auto" w:after="60"/>
+      </w:pPr>
+    </w:p>
+    <w:p>
+      <w:pPr>
+        <w:spacing w:line="259" w:lineRule="auto" w:after="60"/>
+      </w:pPr>
+    </w:p>
+    <w:p>
+      <w:pPr>
+        <w:spacing w:line="259" w:lineRule="auto" w:after="60"/>
+      </w:pPr>
+    </w:p>
+    <w:p>
+      <w:pPr>
         <w:pStyle w:val="Heading2"/>
+        <w:spacing w:line="259" w:lineRule="auto" w:after="60"/>
       </w:pPr>
       <w:r>
         <w:t>Notiz Adelheid von Westarp an Hildemar K., 21.05.2026, 14:22 Uhr</w:t>
       </w:r>
     </w:p>
-    <w:p/>
     <w:p>
       <w:pPr>
+        <w:spacing w:line="259" w:lineRule="auto" w:after="60"/>
+      </w:pPr>
+    </w:p>
+    <w:p>
+      <w:pPr>
+        <w:spacing w:line="259" w:lineRule="auto" w:after="60"/>
         <w:jc w:val="both"/>
       </w:pPr>
       <w:r>
@@ -69,9 +113,14 @@
         <w:t>Lieber Hildemar,</w:t>
       </w:r>
     </w:p>
-    <w:p/>
     <w:p>
       <w:pPr>
+        <w:spacing w:line="259" w:lineRule="auto" w:after="60"/>
+      </w:pPr>
+    </w:p>
+    <w:p>
+      <w:pPr>
+        <w:spacing w:line="259" w:lineRule="auto" w:after="60"/>
         <w:jc w:val="both"/>
       </w:pPr>
       <w:r>
@@ -82,19 +131,29 @@
         <w:t>ich sehe in Ihrem Memo-Entwurf den Satz „Das Agio wird in die Kapitalrücklage gebucht, sonst ist nichts zu beachten." Das ist genau die Art von Halbsatz, mit der man bei einer Holding-Strukturierung oder einem qualifizierten Anteilstausch in einen 6-stelligen Steuerschaden hineinläuft. Bitte arbeiten Sie die folgende Differenzierung in Datei 06 und in das Memo für die Mandantin ein.</w:t>
       </w:r>
     </w:p>
-    <w:p/>
     <w:p>
       <w:pPr>
+        <w:spacing w:line="259" w:lineRule="auto" w:after="60"/>
+      </w:pPr>
+    </w:p>
+    <w:p>
+      <w:pPr>
         <w:pStyle w:val="Heading3"/>
+        <w:spacing w:line="259" w:lineRule="auto" w:after="60"/>
       </w:pPr>
       <w:r>
         <w:t>1. Echtes (korporatives) vs. unechtes (schuldrechtliches) Agio</w:t>
       </w:r>
     </w:p>
-    <w:p/>
     <w:p>
       <w:pPr>
+        <w:spacing w:line="259" w:lineRule="auto" w:after="60"/>
+      </w:pPr>
+    </w:p>
+    <w:p>
+      <w:pPr>
         <w:pStyle w:val="ListBullet"/>
+        <w:spacing w:line="259" w:lineRule="auto" w:after="60"/>
       </w:pPr>
       <w:r>
         <w:rPr>
@@ -107,6 +166,7 @@
     <w:p>
       <w:pPr>
         <w:pStyle w:val="ListBullet"/>
+        <w:spacing w:line="259" w:lineRule="auto" w:after="60"/>
       </w:pPr>
       <w:r>
         <w:rPr>
@@ -116,9 +176,14 @@
         <w:t>Unechtes/schuldrechtliches Agio: beruht auf einer rein schuldrechtlichen Nebenabrede (zwischen Gesellschaftern oder zwischen Gesellschafter und Gesellschaft). Keine korporative Wirkung. Fließt nach herrschender Meinung in die Kapitalrücklage nach § 272 Abs. 2 Nr. 4 HGB (andere Zuzahlungen). Literaturstand nur hausintern prüfen; nicht ungeprüft in Mandantenmemos übernehmen.</w:t>
       </w:r>
     </w:p>
-    <w:p/>
     <w:p>
       <w:pPr>
+        <w:spacing w:line="259" w:lineRule="auto" w:after="60"/>
+      </w:pPr>
+    </w:p>
+    <w:p>
+      <w:pPr>
+        <w:spacing w:line="259" w:lineRule="auto" w:after="60"/>
         <w:jc w:val="both"/>
       </w:pPr>
       <w:r>
@@ -129,18 +194,28 @@
         <w:t>Für Kometenfalter brauchen wir das echte Agio. Northbridge schreibt 4,8 Mio. EUR mit korporativer Wirkung auf die GmbH-Bilanz, nicht eine schuldrechtliche Zuzahlung an Mitgesellschafter. Das ist Vorbedingung für die Buchwertfortführung beim qualifizierten Anteilstausch nach § 21 UmwStG und für die spätere steuerneutrale Rückgewähr aus dem Einlagekonto.</w:t>
       </w:r>
     </w:p>
-    <w:p/>
     <w:p>
       <w:pPr>
+        <w:spacing w:line="259" w:lineRule="auto" w:after="60"/>
+      </w:pPr>
+    </w:p>
+    <w:p>
+      <w:pPr>
         <w:pStyle w:val="Heading3"/>
+        <w:spacing w:line="259" w:lineRule="auto" w:after="60"/>
       </w:pPr>
       <w:r>
         <w:t>2. Gründungsstadium: § 3 Abs. 2 GmbHG zwingend</w:t>
       </w:r>
     </w:p>
-    <w:p/>
     <w:p>
       <w:pPr>
+        <w:spacing w:line="259" w:lineRule="auto" w:after="60"/>
+      </w:pPr>
+    </w:p>
+    <w:p>
+      <w:pPr>
+        <w:spacing w:line="259" w:lineRule="auto" w:after="60"/>
         <w:jc w:val="both"/>
       </w:pPr>
       <w:r>
@@ -151,18 +226,28 @@
         <w:t>Bei der Gründung ist die Lage unstreitig: Das echte Agio ist eine Nebenleistungspflicht im Sinne des § 3 Abs. 2 GmbHG und muss zwingend in den Gesellschaftsvertrag (Satzung) aufgenommen werden. Die fehlende Aufnahme führt zur Unwirksamkeit der Agioverpflichtung (vgl. BGH, Urt. v. 15.10.2007 — II ZR 216/06; Fundstelle vor externer Verwendung prüfen). Praktisch besonders relevant bei der Etablierung von Holding-Strukturen, in denen die Tochter-GmbH durch Bargründung mit gleichzeitiger Sachagio-Einbringung von Anteilen entsteht — der klassische § 21 UmwStG-Anteilstausch.</w:t>
       </w:r>
     </w:p>
-    <w:p/>
     <w:p>
       <w:pPr>
+        <w:spacing w:line="259" w:lineRule="auto" w:after="60"/>
+      </w:pPr>
+    </w:p>
+    <w:p>
+      <w:pPr>
         <w:pStyle w:val="Heading3"/>
+        <w:spacing w:line="259" w:lineRule="auto" w:after="60"/>
       </w:pPr>
       <w:r>
         <w:t>3. Kapitalerhöhung: Die eigentliche Streitfrage</w:t>
       </w:r>
     </w:p>
-    <w:p/>
     <w:p>
       <w:pPr>
+        <w:spacing w:line="259" w:lineRule="auto" w:after="60"/>
+      </w:pPr>
+    </w:p>
+    <w:p>
+      <w:pPr>
+        <w:spacing w:line="259" w:lineRule="auto" w:after="60"/>
         <w:jc w:val="both"/>
       </w:pPr>
       <w:r>
@@ -173,9 +258,14 @@
         <w:t>Bei der Kapitalerhöhung ist die Lage diffiziler. § 3 Abs. 2 GmbHG gilt sachlich nicht nur bei Gründung, sondern dauerhaft (Strukturnorm). Daraus könnte folgen, dass jedes echte Agio zwingend in den aktualisierten Satzungstext muss. Das ist nicht ohne Weiteres so. Für den Entwurf ist die folgende Differenzierung maßgeblich:</w:t>
       </w:r>
     </w:p>
-    <w:p/>
     <w:p>
       <w:pPr>
+        <w:spacing w:line="259" w:lineRule="auto" w:after="60"/>
+      </w:pPr>
+    </w:p>
+    <w:p>
+      <w:pPr>
+        <w:spacing w:line="259" w:lineRule="auto" w:after="60"/>
         <w:jc w:val="both"/>
       </w:pPr>
       <w:r>
@@ -186,9 +276,14 @@
         <w:t>Parallele zur Sachkapitalerhöhung: Obwohl § 5 Abs. 4 GmbHG bei der Gründung die Festsetzung des Sacheinlagegegenstandes als Wirksamkeitsvoraussetzung verlangt, ist nach allgemeiner Meinung bei der Sachkapitalerhöhung die Aufnahme in den Kapitalerhöhungsbeschluss und die Übernahmeerklärung ausreichend — eine Wiedergabe im aktualisierten Satzungswortlaut ist nicht erforderlich, weil der Kapitalerhöhungsbeschluss selbst satzungsändernde Wirkung entfaltet (vgl. BGH, Urt. v. 16.02.1981 — II ZR 168/79; Fundstelle vor externer Verwendung prüfen).</w:t>
       </w:r>
     </w:p>
-    <w:p/>
     <w:p>
       <w:pPr>
+        <w:spacing w:line="259" w:lineRule="auto" w:after="60"/>
+      </w:pPr>
+    </w:p>
+    <w:p>
+      <w:pPr>
+        <w:spacing w:line="259" w:lineRule="auto" w:after="60"/>
         <w:jc w:val="both"/>
       </w:pPr>
       <w:r>
@@ -199,10 +294,15 @@
         <w:t>Differenzierung nach Fälligkeit (h.M. für das echte Agio bei KapErh):</w:t>
       </w:r>
     </w:p>
-    <w:p/>
     <w:p>
       <w:pPr>
+        <w:spacing w:line="259" w:lineRule="auto" w:after="60"/>
+      </w:pPr>
+    </w:p>
+    <w:p>
+      <w:pPr>
         <w:pStyle w:val="ListBullet"/>
+        <w:spacing w:line="259" w:lineRule="auto" w:after="60"/>
       </w:pPr>
       <w:r>
         <w:rPr>
@@ -215,6 +315,7 @@
     <w:p>
       <w:pPr>
         <w:pStyle w:val="ListBullet"/>
+        <w:spacing w:line="259" w:lineRule="auto" w:after="60"/>
       </w:pPr>
       <w:r>
         <w:rPr>
@@ -224,18 +325,28 @@
         <w:t>Fall (2) — Agio erst nach Eintragung fällig: Die Nebenleistungspflicht besteht über die Eintragung hinaus fort. § 3 Abs. 2 GmbHG greift ratione materiae. Aufnahme in den aktualisierten Satzungstext systematisch geboten.</w:t>
       </w:r>
     </w:p>
-    <w:p/>
     <w:p>
       <w:pPr>
+        <w:spacing w:line="259" w:lineRule="auto" w:after="60"/>
+      </w:pPr>
+    </w:p>
+    <w:p>
+      <w:pPr>
         <w:pStyle w:val="Heading3"/>
+        <w:spacing w:line="259" w:lineRule="auto" w:after="60"/>
       </w:pPr>
       <w:r>
         <w:t>4. Rechtsfolge bei Nichtaufnahme im Fall (2)</w:t>
       </w:r>
     </w:p>
-    <w:p/>
     <w:p>
       <w:pPr>
+        <w:spacing w:line="259" w:lineRule="auto" w:after="60"/>
+      </w:pPr>
+    </w:p>
+    <w:p>
+      <w:pPr>
+        <w:spacing w:line="259" w:lineRule="auto" w:after="60"/>
         <w:jc w:val="both"/>
       </w:pPr>
       <w:r>
@@ -246,10 +357,15 @@
         <w:t>Anders als im Gründungsfall führt die fehlende Aufnahme nicht zur Unwirksamkeit der Agioverpflichtung, sondern lediglich zu einem Eintragungshindernis beim Handelsregister. Begründung:</w:t>
       </w:r>
     </w:p>
-    <w:p/>
     <w:p>
       <w:pPr>
+        <w:spacing w:line="259" w:lineRule="auto" w:after="60"/>
+      </w:pPr>
+    </w:p>
+    <w:p>
+      <w:pPr>
         <w:pStyle w:val="ListBullet"/>
+        <w:spacing w:line="259" w:lineRule="auto" w:after="60"/>
       </w:pPr>
       <w:r>
         <w:rPr>
@@ -262,6 +378,7 @@
     <w:p>
       <w:pPr>
         <w:pStyle w:val="ListBullet"/>
+        <w:spacing w:line="259" w:lineRule="auto" w:after="60"/>
       </w:pPr>
       <w:r>
         <w:rPr>
@@ -274,6 +391,7 @@
     <w:p>
       <w:pPr>
         <w:pStyle w:val="ListBullet"/>
+        <w:spacing w:line="259" w:lineRule="auto" w:after="60"/>
       </w:pPr>
       <w:r>
         <w:rPr>
@@ -283,9 +401,14 @@
         <w:t>Eine Nichtigkeitsfolge wäre unverhältnismäßig, da ein formwirksamer, notariell beurkundeter Beschluss vorliegt.</w:t>
       </w:r>
     </w:p>
-    <w:p/>
     <w:p>
       <w:pPr>
+        <w:spacing w:line="259" w:lineRule="auto" w:after="60"/>
+      </w:pPr>
+    </w:p>
+    <w:p>
+      <w:pPr>
+        <w:spacing w:line="259" w:lineRule="auto" w:after="60"/>
         <w:jc w:val="both"/>
       </w:pPr>
       <w:r>
@@ -296,18 +419,28 @@
         <w:t>Steuerlich dürfte die fehlende Aufnahme in den Satzungstext unschädlich sein — die Finanzverwaltung knüpft an die materielle gesellschaftsrechtliche Wirksamkeit an, nicht an die formale Satzungsredaktion (UmwSt-Erlass v. 11.11.2011, Rn. 21.09 ff.; vor Verwendung gegen amtliche Fassung prüfen).</w:t>
       </w:r>
     </w:p>
-    <w:p/>
     <w:p>
       <w:pPr>
+        <w:spacing w:line="259" w:lineRule="auto" w:after="60"/>
+      </w:pPr>
+    </w:p>
+    <w:p>
+      <w:pPr>
         <w:pStyle w:val="Heading3"/>
+        <w:spacing w:line="259" w:lineRule="auto" w:after="60"/>
       </w:pPr>
       <w:r>
         <w:t>5. Praxisempfehlung Adelheid</w:t>
       </w:r>
     </w:p>
-    <w:p/>
     <w:p>
       <w:pPr>
+        <w:spacing w:line="259" w:lineRule="auto" w:after="60"/>
+      </w:pPr>
+    </w:p>
+    <w:p>
+      <w:pPr>
+        <w:spacing w:line="259" w:lineRule="auto" w:after="60"/>
         <w:jc w:val="both"/>
       </w:pPr>
       <w:r>
@@ -318,9 +451,14 @@
         <w:t>Auch wenn die fehlende Aufnahme im Fall (2) nur ein Eintragungshindernis begründet — Sie wollen den Notartermin nicht zweimal machen und Sie wollen Roswitha Plöger nicht erklären müssen, warum die Eintragung scheitert. Aufnahme in den Satzungstext vorsorglich immer dann, wenn das Agio nach Eintragung fällig wird.</w:t>
       </w:r>
     </w:p>
-    <w:p/>
     <w:p>
       <w:pPr>
+        <w:spacing w:line="259" w:lineRule="auto" w:after="60"/>
+      </w:pPr>
+    </w:p>
+    <w:p>
+      <w:pPr>
+        <w:spacing w:line="259" w:lineRule="auto" w:after="60"/>
         <w:jc w:val="both"/>
       </w:pPr>
       <w:r>
@@ -331,20 +469,38 @@
         <w:t>Für Kometenfalter bedeutet das: Wenn Northbridge das Agio bei Closing in voller Höhe leistet (Fall 1), muss das Agio nicht in den Satzungstext aufgenommen werden — es genügt der Kapitalerhöhungsbeschluss mit Übernahmeerklärung. Wenn das Agio (oder Teile davon, etwa bei staged closings) erst nach Eintragung fällig wird (Fall 2), muss es in den neuen § 3 oder § 4 der Satzung aufgenommen werden.</w:t>
       </w:r>
     </w:p>
-    <w:p/>
-    <w:p/>
-    <w:p/>
     <w:p>
       <w:pPr>
+        <w:spacing w:line="259" w:lineRule="auto" w:after="60"/>
+      </w:pPr>
+    </w:p>
+    <w:p>
+      <w:pPr>
+        <w:spacing w:line="259" w:lineRule="auto" w:after="60"/>
+      </w:pPr>
+    </w:p>
+    <w:p>
+      <w:pPr>
+        <w:spacing w:line="259" w:lineRule="auto" w:after="60"/>
+      </w:pPr>
+    </w:p>
+    <w:p>
+      <w:pPr>
         <w:pStyle w:val="Heading2"/>
+        <w:spacing w:line="259" w:lineRule="auto" w:after="60"/>
       </w:pPr>
       <w:r>
         <w:t>US-Term-Sheet-Bezug: Original Purchase Price, Liquidation Preference und Agio</w:t>
       </w:r>
     </w:p>
-    <w:p/>
     <w:p>
       <w:pPr>
+        <w:spacing w:line="259" w:lineRule="auto" w:after="60"/>
+      </w:pPr>
+    </w:p>
+    <w:p>
+      <w:pPr>
+        <w:spacing w:line="259" w:lineRule="auto" w:after="60"/>
         <w:jc w:val="both"/>
       </w:pPr>
       <w:r>
@@ -355,7 +511,11 @@
         <w:t>Die US-amerikanischen Term Sheets sprechen nicht von „Agio", sondern von „Original Issue Price" oder „Original Purchase Price" (OPP). Das ist begrifflich nicht dasselbe, funktional aber sehr ähnlich. Hildemar, achten Sie auf die folgenden Übersetzungsfallen.</w:t>
       </w:r>
     </w:p>
-    <w:p/>
+    <w:p>
+      <w:pPr>
+        <w:spacing w:line="259" w:lineRule="auto" w:after="60"/>
+      </w:pPr>
+    </w:p>
     <w:tbl>
       <w:tblPr>
         <w:tblStyle w:val="TableGrid"/>
@@ -712,10 +872,19 @@
         </w:tc>
       </w:tr>
     </w:tbl>
-    <w:p/>
-    <w:p/>
     <w:p>
       <w:pPr>
+        <w:spacing w:line="259" w:lineRule="auto" w:after="60"/>
+      </w:pPr>
+    </w:p>
+    <w:p>
+      <w:pPr>
+        <w:spacing w:line="259" w:lineRule="auto" w:after="60"/>
+      </w:pPr>
+    </w:p>
+    <w:p>
+      <w:pPr>
+        <w:spacing w:line="259" w:lineRule="auto" w:after="60"/>
         <w:jc w:val="both"/>
       </w:pPr>
       <w:r>
@@ -726,10 +895,15 @@
         <w:t>Häufige Übersetzungsfehler des Associates:</w:t>
       </w:r>
     </w:p>
-    <w:p/>
     <w:p>
       <w:pPr>
+        <w:spacing w:line="259" w:lineRule="auto" w:after="60"/>
+      </w:pPr>
+    </w:p>
+    <w:p>
+      <w:pPr>
         <w:pStyle w:val="ListNumber"/>
+        <w:spacing w:line="259" w:lineRule="auto" w:after="60"/>
       </w:pPr>
       <w:r>
         <w:rPr>
@@ -742,6 +916,7 @@
     <w:p>
       <w:pPr>
         <w:pStyle w:val="ListNumber"/>
+        <w:spacing w:line="259" w:lineRule="auto" w:after="60"/>
       </w:pPr>
       <w:r>
         <w:rPr>
@@ -754,6 +929,7 @@
     <w:p>
       <w:pPr>
         <w:pStyle w:val="ListNumber"/>
+        <w:spacing w:line="259" w:lineRule="auto" w:after="60"/>
       </w:pPr>
       <w:r>
         <w:rPr>
@@ -766,6 +942,7 @@
     <w:p>
       <w:pPr>
         <w:pStyle w:val="ListNumber"/>
+        <w:spacing w:line="259" w:lineRule="auto" w:after="60"/>
       </w:pPr>
       <w:r>
         <w:rPr>
@@ -775,9 +952,14 @@
         <w:t>„Liquidation Preference of 1x OPP" wird oft als „1x Kaufpreis" formuliert — und damit ist unklar, ob nur das Agio, nur der Nennbetrag, oder beide gemeint sind. Adelheid will hier immer: „1x Ausgabebetrag (Nennbetrag plus Agio)" zur Vermeidung von Auslegungsstreit.</w:t>
       </w:r>
     </w:p>
-    <w:p/>
     <w:p>
       <w:pPr>
+        <w:spacing w:line="259" w:lineRule="auto" w:after="60"/>
+      </w:pPr>
+    </w:p>
+    <w:p>
+      <w:pPr>
+        <w:spacing w:line="259" w:lineRule="auto" w:after="60"/>
         <w:jc w:val="both"/>
       </w:pPr>
       <w:r>
@@ -788,9 +970,14 @@
         <w:t>Mathe-Check im Kometenfalter-Deal:</w:t>
       </w:r>
     </w:p>
-    <w:p/>
     <w:p>
       <w:pPr>
+        <w:spacing w:line="259" w:lineRule="auto" w:after="60"/>
+      </w:pPr>
+    </w:p>
+    <w:p>
+      <w:pPr>
+        <w:spacing w:line="259" w:lineRule="auto" w:after="60"/>
         <w:jc w:val="both"/>
       </w:pPr>
       <w:r>
@@ -804,6 +991,7 @@
     <w:p>
       <w:pPr>
         <w:pStyle w:val="ListBullet"/>
+        <w:spacing w:line="259" w:lineRule="auto" w:after="60"/>
       </w:pPr>
       <w:r>
         <w:rPr>
@@ -816,6 +1004,7 @@
     <w:p>
       <w:pPr>
         <w:pStyle w:val="ListBullet"/>
+        <w:spacing w:line="259" w:lineRule="auto" w:after="60"/>
       </w:pPr>
       <w:r>
         <w:rPr>
@@ -828,6 +1017,7 @@
     <w:p>
       <w:pPr>
         <w:pStyle w:val="ListBullet"/>
+        <w:spacing w:line="259" w:lineRule="auto" w:after="60"/>
       </w:pPr>
       <w:r>
         <w:rPr>
@@ -837,9 +1027,14 @@
         <w:t>Der Agio-Anteil ist also rund 99,7 % der Liquidation Preference. Wer das Agio nicht im Liquidationskonzept hat, verliert dem Investor 99,7 % seiner Sicherheit.</w:t>
       </w:r>
     </w:p>
-    <w:p/>
     <w:p>
       <w:pPr>
+        <w:spacing w:line="259" w:lineRule="auto" w:after="60"/>
+      </w:pPr>
+    </w:p>
+    <w:p>
+      <w:pPr>
+        <w:spacing w:line="259" w:lineRule="auto" w:after="60"/>
         <w:jc w:val="both"/>
       </w:pPr>
       <w:r>
@@ -850,20 +1045,38 @@
         <w:t>Konsequenz für die Satzung der Kometenfalter: Die Liquidationspräferenz nach § 11a der neu zu fassenden Satzung muss ausdrücklich auf den Ausgabebetrag (Nennbetrag plus Agio) Bezug nehmen, nicht nur auf den Nennbetrag. Eine in deutschen Satzungen häufig anzutreffende Formulierung „1-fache Liquidationspräferenz auf den Nennbetrag" wäre für Northbridge eine Katastrophe und wird in jeder VC-Runde sofort korrigiert.</w:t>
       </w:r>
     </w:p>
-    <w:p/>
-    <w:p/>
-    <w:p/>
     <w:p>
       <w:pPr>
+        <w:spacing w:line="259" w:lineRule="auto" w:after="60"/>
+      </w:pPr>
+    </w:p>
+    <w:p>
+      <w:pPr>
+        <w:spacing w:line="259" w:lineRule="auto" w:after="60"/>
+      </w:pPr>
+    </w:p>
+    <w:p>
+      <w:pPr>
+        <w:spacing w:line="259" w:lineRule="auto" w:after="60"/>
+      </w:pPr>
+    </w:p>
+    <w:p>
+      <w:pPr>
         <w:pStyle w:val="Heading2"/>
+        <w:spacing w:line="259" w:lineRule="auto" w:after="60"/>
       </w:pPr>
       <w:r>
         <w:t>Wirtschaftliche Funktion des Agios — warum Northbridge das so macht</w:t>
       </w:r>
     </w:p>
-    <w:p/>
     <w:p>
       <w:pPr>
+        <w:spacing w:line="259" w:lineRule="auto" w:after="60"/>
+      </w:pPr>
+    </w:p>
+    <w:p>
+      <w:pPr>
+        <w:spacing w:line="259" w:lineRule="auto" w:after="60"/>
         <w:jc w:val="both"/>
       </w:pPr>
       <w:r>
@@ -874,10 +1087,15 @@
         <w:t>Damit Hildemar die Mandantin Kunigunde Reiter (Geschäftsführerin Kometenfalter) erklären kann, warum das Agio nicht ein bloß bilanzieller Kunstgriff ist:</w:t>
       </w:r>
     </w:p>
-    <w:p/>
     <w:p>
       <w:pPr>
+        <w:spacing w:line="259" w:lineRule="auto" w:after="60"/>
+      </w:pPr>
+    </w:p>
+    <w:p>
+      <w:pPr>
         <w:pStyle w:val="ListNumber"/>
+        <w:spacing w:line="259" w:lineRule="auto" w:after="60"/>
       </w:pPr>
       <w:r>
         <w:rPr>
@@ -890,6 +1108,7 @@
     <w:p>
       <w:pPr>
         <w:pStyle w:val="ListNumber"/>
+        <w:spacing w:line="259" w:lineRule="auto" w:after="60"/>
       </w:pPr>
       <w:r>
         <w:rPr>
@@ -902,6 +1121,7 @@
     <w:p>
       <w:pPr>
         <w:pStyle w:val="ListNumber"/>
+        <w:spacing w:line="259" w:lineRule="auto" w:after="60"/>
       </w:pPr>
       <w:r>
         <w:rPr>
@@ -914,6 +1134,7 @@
     <w:p>
       <w:pPr>
         <w:pStyle w:val="ListNumber"/>
+        <w:spacing w:line="259" w:lineRule="auto" w:after="60"/>
       </w:pPr>
       <w:r>
         <w:rPr>
@@ -926,6 +1147,7 @@
     <w:p>
       <w:pPr>
         <w:pStyle w:val="ListNumber"/>
+        <w:spacing w:line="259" w:lineRule="auto" w:after="60"/>
       </w:pPr>
       <w:r>
         <w:rPr>
@@ -938,6 +1160,7 @@
     <w:p>
       <w:pPr>
         <w:pStyle w:val="ListNumber"/>
+        <w:spacing w:line="259" w:lineRule="auto" w:after="60"/>
       </w:pPr>
       <w:r>
         <w:rPr>
@@ -947,18 +1170,35 @@
         <w:t>Signalfunktion. Die Höhe des Agios dokumentiert die Pre-Money-Bewertung. Bezugspunkt für ESOP-Ausgabepreise, Anti-Dilution-Berechnungen und Folgerunden.</w:t>
       </w:r>
     </w:p>
-    <w:p/>
-    <w:p/>
-    <w:p/>
     <w:p>
       <w:pPr>
+        <w:spacing w:line="259" w:lineRule="auto" w:after="60"/>
+      </w:pPr>
+    </w:p>
+    <w:p>
+      <w:pPr>
+        <w:spacing w:line="259" w:lineRule="auto" w:after="60"/>
+      </w:pPr>
+    </w:p>
+    <w:p>
+      <w:pPr>
+        <w:spacing w:line="259" w:lineRule="auto" w:after="60"/>
+      </w:pPr>
+    </w:p>
+    <w:p>
+      <w:pPr>
         <w:pStyle w:val="Heading2"/>
+        <w:spacing w:line="259" w:lineRule="auto" w:after="60"/>
       </w:pPr>
       <w:r>
         <w:t>Fehlerliste aus dem Memo-Entwurf</w:t>
       </w:r>
     </w:p>
-    <w:p/>
+    <w:p>
+      <w:pPr>
+        <w:spacing w:line="259" w:lineRule="auto" w:after="60"/>
+      </w:pPr>
+    </w:p>
     <w:tbl>
       <w:tblPr>
         <w:tblStyle w:val="TableGrid"/>
@@ -1387,22 +1627,44 @@
         </w:tc>
       </w:tr>
     </w:tbl>
-    <w:p/>
-    <w:p/>
-    <w:p/>
-    <w:p/>
     <w:p>
       <w:pPr>
+        <w:spacing w:line="259" w:lineRule="auto" w:after="60"/>
+      </w:pPr>
+    </w:p>
+    <w:p>
+      <w:pPr>
+        <w:spacing w:line="259" w:lineRule="auto" w:after="60"/>
+      </w:pPr>
+    </w:p>
+    <w:p>
+      <w:pPr>
+        <w:spacing w:line="259" w:lineRule="auto" w:after="60"/>
+      </w:pPr>
+    </w:p>
+    <w:p>
+      <w:pPr>
+        <w:spacing w:line="259" w:lineRule="auto" w:after="60"/>
+      </w:pPr>
+    </w:p>
+    <w:p>
+      <w:pPr>
         <w:pStyle w:val="Heading2"/>
+        <w:spacing w:line="259" w:lineRule="auto" w:after="60"/>
       </w:pPr>
       <w:r>
         <w:t>Offene Arbeitspunkte für Hildemar</w:t>
       </w:r>
     </w:p>
-    <w:p/>
     <w:p>
       <w:pPr>
+        <w:spacing w:line="259" w:lineRule="auto" w:after="60"/>
+      </w:pPr>
+    </w:p>
+    <w:p>
+      <w:pPr>
         <w:pStyle w:val="ListNumber"/>
+        <w:spacing w:line="259" w:lineRule="auto" w:after="60"/>
       </w:pPr>
       <w:r>
         <w:rPr>
@@ -1415,6 +1677,7 @@
     <w:p>
       <w:pPr>
         <w:pStyle w:val="ListNumber"/>
+        <w:spacing w:line="259" w:lineRule="auto" w:after="60"/>
       </w:pPr>
       <w:r>
         <w:rPr>
@@ -1427,6 +1690,7 @@
     <w:p>
       <w:pPr>
         <w:pStyle w:val="ListNumber"/>
+        <w:spacing w:line="259" w:lineRule="auto" w:after="60"/>
       </w:pPr>
       <w:r>
         <w:rPr>
@@ -1439,6 +1703,7 @@
     <w:p>
       <w:pPr>
         <w:pStyle w:val="ListNumber"/>
+        <w:spacing w:line="259" w:lineRule="auto" w:after="60"/>
       </w:pPr>
       <w:r>
         <w:rPr>
@@ -1448,9 +1713,14 @@
         <w:t>Bereiten Sie für die nächste Steuerabstimmung mit der Mandantin eine Notiz vor, dass das Agio in das steuerliche Einlagekonto nach § 27 KStG fließt und damit später steuerneutral zurückgezahlt werden kann — das ist ein nicht zu unterschätzendes Argument gegenüber den Gründern, die Liquiditätssorgen für die Zukunft haben.</w:t>
       </w:r>
     </w:p>
-    <w:p/>
     <w:p>
       <w:pPr>
+        <w:spacing w:line="259" w:lineRule="auto" w:after="60"/>
+      </w:pPr>
+    </w:p>
+    <w:p>
+      <w:pPr>
+        <w:spacing w:line="259" w:lineRule="auto" w:after="60"/>
         <w:ind w:left="360"/>
       </w:pPr>
       <w:r>
@@ -1462,21 +1732,39 @@
         <w:t>AvW: Hildemar, das ist eine der wenigen Fragen, die der Investor Counsel Brackenmuir &amp; Quint nicht besser kann als wir. Brackenmuir denkt in Delaware-Kategorien (Par Value 0,0001 USD, APIC als bilanzielle Selbstverständlichkeit). Die deutsche § 3 Abs. 2 GmbHG-Dogmatik mit der Differenzierung nach Fälligkeit ist eine deutsche Spezialität, die wir hier auf der Seite der Mandantin haben müssen. Wenn Sie das in einem Call mit Brackenmuir sauber erklären können, haben Sie Punkte bei Frieda Brackenmuir gesammelt. Wenn nicht: bitte vor dem Call mit mir durchgehen.</w:t>
       </w:r>
     </w:p>
-    <w:p/>
-    <w:p/>
-    <w:p/>
     <w:p>
       <w:pPr>
+        <w:spacing w:line="259" w:lineRule="auto" w:after="60"/>
+      </w:pPr>
+    </w:p>
+    <w:p>
+      <w:pPr>
+        <w:spacing w:line="259" w:lineRule="auto" w:after="60"/>
+      </w:pPr>
+    </w:p>
+    <w:p>
+      <w:pPr>
+        <w:spacing w:line="259" w:lineRule="auto" w:after="60"/>
+      </w:pPr>
+    </w:p>
+    <w:p>
+      <w:pPr>
         <w:pStyle w:val="Heading2"/>
+        <w:spacing w:line="259" w:lineRule="auto" w:after="60"/>
       </w:pPr>
       <w:r>
         <w:t>Interne Quellenliste für die Schlussprüfung</w:t>
       </w:r>
     </w:p>
-    <w:p/>
     <w:p>
       <w:pPr>
+        <w:spacing w:line="259" w:lineRule="auto" w:after="60"/>
+      </w:pPr>
+    </w:p>
+    <w:p>
+      <w:pPr>
         <w:pStyle w:val="ListBullet"/>
+        <w:spacing w:line="259" w:lineRule="auto" w:after="60"/>
       </w:pPr>
       <w:r>
         <w:rPr>
@@ -1489,6 +1777,7 @@
     <w:p>
       <w:pPr>
         <w:pStyle w:val="ListBullet"/>
+        <w:spacing w:line="259" w:lineRule="auto" w:after="60"/>
       </w:pPr>
       <w:r>
         <w:rPr>
@@ -1501,6 +1790,7 @@
     <w:p>
       <w:pPr>
         <w:pStyle w:val="ListBullet"/>
+        <w:spacing w:line="259" w:lineRule="auto" w:after="60"/>
       </w:pPr>
       <w:r>
         <w:rPr>
@@ -1513,6 +1803,7 @@
     <w:p>
       <w:pPr>
         <w:pStyle w:val="ListBullet"/>
+        <w:spacing w:line="259" w:lineRule="auto" w:after="60"/>
       </w:pPr>
       <w:r>
         <w:rPr>
@@ -1525,6 +1816,7 @@
     <w:p>
       <w:pPr>
         <w:pStyle w:val="ListBullet"/>
+        <w:spacing w:line="259" w:lineRule="auto" w:after="60"/>
       </w:pPr>
       <w:r>
         <w:rPr>
@@ -1537,6 +1829,7 @@
     <w:p>
       <w:pPr>
         <w:pStyle w:val="ListBullet"/>
+        <w:spacing w:line="259" w:lineRule="auto" w:after="60"/>
       </w:pPr>
       <w:r>
         <w:rPr>
@@ -1549,6 +1842,7 @@
     <w:p>
       <w:pPr>
         <w:pStyle w:val="ListBullet"/>
+        <w:spacing w:line="259" w:lineRule="auto" w:after="60"/>
       </w:pPr>
       <w:r>
         <w:rPr>
@@ -1562,7 +1856,7 @@
       <w:headerReference w:type="default" r:id="rId9"/>
       <w:footerReference w:type="default" r:id="rId10"/>
       <w:pgSz w:w="11909" w:h="16834"/>
-      <w:pgMar w:top="1037" w:right="1123" w:bottom="1037" w:left="1123" w:header="720" w:footer="720" w:gutter="0"/>
+      <w:pgMar w:top="1191" w:right="1247" w:bottom="1134" w:left="1361" w:header="720" w:footer="720" w:gutter="0"/>
       <w:cols w:space="720"/>
       <w:docGrid w:linePitch="360"/>
     </w:sectPr>
@@ -1963,7 +2257,7 @@
     <w:rsid w:val="00FC693F"/>
     <w:rPr>
       <w:rFonts w:ascii="Times New Roman" w:hAnsi="Times New Roman"/>
-      <w:sz w:val="21"/>
+      <w:sz w:val="22"/>
     </w:rPr>
   </w:style>
   <w:style w:type="paragraph" w:styleId="Header">
@@ -2025,7 +2319,7 @@
       <w:outlineLvl w:val="0"/>
     </w:pPr>
     <w:rPr>
-      <w:rFonts w:asciiTheme="majorHAnsi" w:eastAsiaTheme="majorEastAsia" w:hAnsiTheme="majorHAnsi" w:cstheme="majorBidi"/>
+      <w:rFonts w:asciiTheme="majorHAnsi" w:eastAsiaTheme="majorEastAsia" w:hAnsiTheme="majorHAnsi" w:cstheme="majorBidi" w:ascii="Times New Roman" w:hAnsi="Times New Roman"/>
       <w:b/>
       <w:bCs/>
       <w:color w:val="365F91" w:themeColor="accent1" w:themeShade="BF"/>
@@ -2049,11 +2343,11 @@
       <w:outlineLvl w:val="1"/>
     </w:pPr>
     <w:rPr>
-      <w:rFonts w:asciiTheme="majorHAnsi" w:eastAsiaTheme="majorEastAsia" w:hAnsiTheme="majorHAnsi" w:cstheme="majorBidi"/>
+      <w:rFonts w:asciiTheme="majorHAnsi" w:eastAsiaTheme="majorEastAsia" w:hAnsiTheme="majorHAnsi" w:cstheme="majorBidi" w:ascii="Times New Roman" w:hAnsi="Times New Roman"/>
       <w:b/>
       <w:bCs/>
       <w:color w:val="4F81BD" w:themeColor="accent1"/>
-      <w:sz w:val="26"/>
+      <w:sz w:val="24"/>
       <w:szCs w:val="26"/>
     </w:rPr>
   </w:style>
@@ -2314,11 +2608,12 @@
       <w:contextualSpacing/>
     </w:pPr>
     <w:rPr>
-      <w:rFonts w:asciiTheme="majorHAnsi" w:eastAsiaTheme="majorEastAsia" w:hAnsiTheme="majorHAnsi" w:cstheme="majorBidi"/>
+      <w:rFonts w:asciiTheme="majorHAnsi" w:eastAsiaTheme="majorEastAsia" w:hAnsiTheme="majorHAnsi" w:cstheme="majorBidi" w:ascii="Times New Roman" w:hAnsi="Times New Roman"/>
+      <w:b/>
       <w:color w:val="17365D" w:themeColor="text2" w:themeShade="BF"/>
       <w:spacing w:val="5"/>
       <w:kern w:val="28"/>
-      <w:sz w:val="52"/>
+      <w:sz w:val="30"/>
       <w:szCs w:val="52"/>
     </w:rPr>
   </w:style>
